--- a/klagomål/A 21487-2025 FSC-klagomål.docx
+++ b/klagomål/A 21487-2025 FSC-klagomål.docx
@@ -691,7 +691,7 @@
     <w:r>
       <w:tab/>
       <w:tab/>
-      <w:t>2025-05-06</w:t>
+      <w:t>2025-05-07</w:t>
       <w:br/>
       <w:br/>
     </w:r>

--- a/klagomål/A 21487-2025 FSC-klagomål.docx
+++ b/klagomål/A 21487-2025 FSC-klagomål.docx
@@ -691,7 +691,7 @@
     <w:r>
       <w:tab/>
       <w:tab/>
-      <w:t>2025-05-07</w:t>
+      <w:t>2025-05-08</w:t>
       <w:br/>
       <w:br/>
     </w:r>

--- a/klagomål/A 21487-2025 FSC-klagomål.docx
+++ b/klagomål/A 21487-2025 FSC-klagomål.docx
@@ -691,7 +691,7 @@
     <w:r>
       <w:tab/>
       <w:tab/>
-      <w:t>2025-05-08</w:t>
+      <w:t>2025-05-09</w:t>
       <w:br/>
       <w:br/>
     </w:r>
